--- a/Dizaina Dokuments.docx
+++ b/Dizaina Dokuments.docx
@@ -126,15 +126,6 @@
       <w:pPr>
         <w:rPr>
           <w:rFonts w:ascii="Times New Roman" w:hAnsi="Times New Roman" w:cs="Times New Roman"/>
-          <w:sz w:val="24"/>
-          <w:szCs w:val="24"/>
-        </w:rPr>
-      </w:pPr>
-    </w:p>
-    <w:p>
-      <w:pPr>
-        <w:rPr>
-          <w:rFonts w:ascii="Times New Roman" w:hAnsi="Times New Roman" w:cs="Times New Roman"/>
           <w:b/>
           <w:bCs/>
           <w:sz w:val="28"/>
@@ -189,17 +180,6 @@
           <w:szCs w:val="28"/>
         </w:rPr>
       </w:pPr>
-    </w:p>
-    <w:p>
-      <w:pPr>
-        <w:rPr>
-          <w:rFonts w:ascii="Times New Roman" w:hAnsi="Times New Roman" w:cs="Times New Roman"/>
-          <w:b/>
-          <w:bCs/>
-          <w:sz w:val="28"/>
-          <w:szCs w:val="28"/>
-        </w:rPr>
-      </w:pPr>
       <w:r>
         <w:rPr>
           <w:rFonts w:ascii="Times New Roman" w:hAnsi="Times New Roman" w:cs="Times New Roman"/>
@@ -227,17 +207,6 @@
         </w:rPr>
         <w:t>Spēlētājs vada čūsku, ēd ābolus un izpilda reakcijas uzdevumus. Parastie āboli pagarina čūsku un dod punktus. Spēle turpinās līdz zaudējumam, pēc kura var sākt vēlreiz.</w:t>
       </w:r>
-    </w:p>
-    <w:p>
-      <w:pPr>
-        <w:rPr>
-          <w:rFonts w:ascii="Times New Roman" w:hAnsi="Times New Roman" w:cs="Times New Roman"/>
-          <w:b/>
-          <w:bCs/>
-          <w:sz w:val="28"/>
-          <w:szCs w:val="28"/>
-        </w:rPr>
-      </w:pPr>
     </w:p>
     <w:p>
       <w:pPr>
@@ -336,17 +305,6 @@
           <w:szCs w:val="28"/>
         </w:rPr>
       </w:pPr>
-    </w:p>
-    <w:p>
-      <w:pPr>
-        <w:rPr>
-          <w:rFonts w:ascii="Times New Roman" w:hAnsi="Times New Roman" w:cs="Times New Roman"/>
-          <w:b/>
-          <w:bCs/>
-          <w:sz w:val="28"/>
-          <w:szCs w:val="28"/>
-        </w:rPr>
-      </w:pPr>
       <w:r>
         <w:rPr>
           <w:rFonts w:ascii="Times New Roman" w:hAnsi="Times New Roman" w:cs="Times New Roman"/>
@@ -379,39 +337,20 @@
       <w:pPr>
         <w:rPr>
           <w:rFonts w:ascii="Times New Roman" w:hAnsi="Times New Roman" w:cs="Times New Roman"/>
-          <w:sz w:val="28"/>
-          <w:szCs w:val="28"/>
-        </w:rPr>
-      </w:pPr>
-    </w:p>
-    <w:p>
-      <w:pPr>
-        <w:rPr>
-          <w:rFonts w:ascii="Times New Roman" w:hAnsi="Times New Roman" w:cs="Times New Roman"/>
-          <w:sz w:val="28"/>
-          <w:szCs w:val="28"/>
-        </w:rPr>
-      </w:pPr>
-    </w:p>
-    <w:p>
-      <w:pPr>
-        <w:rPr>
-          <w:rFonts w:ascii="Times New Roman" w:hAnsi="Times New Roman" w:cs="Times New Roman"/>
-          <w:b/>
-          <w:bCs/>
-          <w:sz w:val="28"/>
-          <w:szCs w:val="28"/>
-        </w:rPr>
-      </w:pPr>
-      <w:r>
-        <w:rPr>
-          <w:rFonts w:ascii="Times New Roman" w:hAnsi="Times New Roman" w:cs="Times New Roman"/>
-          <w:b/>
-          <w:bCs/>
-          <w:sz w:val="28"/>
-          <w:szCs w:val="28"/>
-        </w:rPr>
-        <w:lastRenderedPageBreak/>
+          <w:b/>
+          <w:bCs/>
+          <w:sz w:val="28"/>
+          <w:szCs w:val="28"/>
+        </w:rPr>
+      </w:pPr>
+      <w:r>
+        <w:rPr>
+          <w:rFonts w:ascii="Times New Roman" w:hAnsi="Times New Roman" w:cs="Times New Roman"/>
+          <w:b/>
+          <w:bCs/>
+          <w:sz w:val="28"/>
+          <w:szCs w:val="28"/>
+        </w:rPr>
         <w:t>Punkti</w:t>
       </w:r>
       <w:r>
@@ -441,17 +380,6 @@
         </w:rPr>
         <w:t>Par parasto ābolu piešķir 10 punktus, par sudraba ābolu arī piešķir 1 punktus, bet par pareizi izpildītu reakcijas uzdevumu ir 5 punktu (neliek čūskai augt, tikai palielina punktu skaitu)</w:t>
       </w:r>
-    </w:p>
-    <w:p>
-      <w:pPr>
-        <w:rPr>
-          <w:rFonts w:ascii="Times New Roman" w:hAnsi="Times New Roman" w:cs="Times New Roman"/>
-          <w:b/>
-          <w:bCs/>
-          <w:sz w:val="28"/>
-          <w:szCs w:val="28"/>
-        </w:rPr>
-      </w:pPr>
     </w:p>
     <w:p>
       <w:pPr>
